--- a/apps/roi-calculator/docs/Programa_Parceiros_INUBIA_2026-09.docx
+++ b/apps/roi-calculator/docs/Programa_Parceiros_INUBIA_2026-09.docx
@@ -2466,7 +2466,7 @@
           <w:sz w:val="22"/>
           <w:szCs w:val="22"/>
         </w:rPr>
-        <w:t xml:space="preserve">Para qualquer dúvida ou esclarecimento adicional sobre o Programa de Parceiros INUBIA, contacte a equipa de parcerias através de parcerias@inubia.pt ou em inubia.pt.</w:t>
+        <w:t xml:space="preserve">Para qualquer dúvida ou esclarecimento adicional sobre o Programa de Parceiros INUBIA, contacte Pedro Teixeira, responsável de parcerias, com o apoio de Diogo, Sales Manager, através de parcerias@inubia.pt ou em inubia.pt.</w:t>
       </w:r>
     </w:p>
     <w:sectPr>
